--- a/docs/assign/assign1.docx
+++ b/docs/assign/assign1.docx
@@ -1,6 +1,6 @@
 
 <file path=word/document.xml><?xml version="1.0" encoding="utf-8"?>
-<w:document xmlns:wpc="http://schemas.microsoft.com/office/word/2010/wordprocessingCanvas" xmlns:cx="http://schemas.microsoft.com/office/drawing/2014/chartex" xmlns:cx1="http://schemas.microsoft.com/office/drawing/2015/9/8/chartex" xmlns:cx2="http://schemas.microsoft.com/office/drawing/2015/10/21/chartex" xmlns:cx3="http://schemas.microsoft.com/office/drawing/2016/5/9/chartex" xmlns:cx4="http://schemas.microsoft.com/office/drawing/2016/5/10/chartex" xmlns:cx5="http://schemas.microsoft.com/office/drawing/2016/5/11/chartex" xmlns:cx6="http://schemas.microsoft.com/office/drawing/2016/5/12/chartex" xmlns:cx7="http://schemas.microsoft.com/office/drawing/2016/5/13/chartex" xmlns:cx8="http://schemas.microsoft.com/office/drawing/2016/5/14/chartex" xmlns:mc="http://schemas.openxmlformats.org/markup-compatibility/2006" xmlns:aink="http://schemas.microsoft.com/office/drawing/2016/ink" xmlns:am3d="http://schemas.microsoft.com/office/drawing/2017/model3d" xmlns:o="urn:schemas-microsoft-com:office:office" xmlns:oel="http://schemas.microsoft.com/office/2019/extlst" xmlns:r="http://schemas.openxmlformats.org/officeDocument/2006/relationships" xmlns:m="http://schemas.openxmlformats.org/officeDocument/2006/math" xmlns:v="urn:schemas-microsoft-com:vml" xmlns:wp14="http://schemas.microsoft.com/office/word/2010/wordprocessingDrawing" xmlns:wp="http://schemas.openxmlformats.org/drawingml/2006/wordprocessingDrawing" xmlns:w10="urn:schemas-microsoft-com:office:word" xmlns:w="http://schemas.openxmlformats.org/wordprocessingml/2006/main" xmlns:w14="http://schemas.microsoft.com/office/word/2010/wordml" xmlns:w15="http://schemas.microsoft.com/office/word/2012/wordml" xmlns:w16cex="http://schemas.microsoft.com/office/word/2018/wordml/cex" xmlns:w16cid="http://schemas.microsoft.com/office/word/2016/wordml/cid" xmlns:w16="http://schemas.microsoft.com/office/word/2018/wordml" xmlns:w16sdtdh="http://schemas.microsoft.com/office/word/2020/wordml/sdtdatahash" xmlns:w16se="http://schemas.microsoft.com/office/word/2015/wordml/symex" xmlns:wpg="http://schemas.microsoft.com/office/word/2010/wordprocessingGroup" xmlns:wpi="http://schemas.microsoft.com/office/word/2010/wordprocessingInk" xmlns:wne="http://schemas.microsoft.com/office/word/2006/wordml" xmlns:wps="http://schemas.microsoft.com/office/word/2010/wordprocessingShape" mc:Ignorable="w14 w15 w16se w16cid w16 w16cex w16sdtdh wp14">
+<w:document xmlns:wpc="http://schemas.microsoft.com/office/word/2010/wordprocessingCanvas" xmlns:cx="http://schemas.microsoft.com/office/drawing/2014/chartex" xmlns:cx1="http://schemas.microsoft.com/office/drawing/2015/9/8/chartex" xmlns:cx2="http://schemas.microsoft.com/office/drawing/2015/10/21/chartex" xmlns:cx3="http://schemas.microsoft.com/office/drawing/2016/5/9/chartex" xmlns:cx4="http://schemas.microsoft.com/office/drawing/2016/5/10/chartex" xmlns:cx5="http://schemas.microsoft.com/office/drawing/2016/5/11/chartex" xmlns:cx6="http://schemas.microsoft.com/office/drawing/2016/5/12/chartex" xmlns:cx7="http://schemas.microsoft.com/office/drawing/2016/5/13/chartex" xmlns:cx8="http://schemas.microsoft.com/office/drawing/2016/5/14/chartex" xmlns:mc="http://schemas.openxmlformats.org/markup-compatibility/2006" xmlns:aink="http://schemas.microsoft.com/office/drawing/2016/ink" xmlns:am3d="http://schemas.microsoft.com/office/drawing/2017/model3d" xmlns:o="urn:schemas-microsoft-com:office:office" xmlns:oel="http://schemas.microsoft.com/office/2019/extlst" xmlns:r="http://schemas.openxmlformats.org/officeDocument/2006/relationships" xmlns:m="http://schemas.openxmlformats.org/officeDocument/2006/math" xmlns:v="urn:schemas-microsoft-com:vml" xmlns:wp14="http://schemas.microsoft.com/office/word/2010/wordprocessingDrawing" xmlns:wp="http://schemas.openxmlformats.org/drawingml/2006/wordprocessingDrawing" xmlns:w10="urn:schemas-microsoft-com:office:word" xmlns:w="http://schemas.openxmlformats.org/wordprocessingml/2006/main" xmlns:w14="http://schemas.microsoft.com/office/word/2010/wordml" xmlns:w15="http://schemas.microsoft.com/office/word/2012/wordml" xmlns:w16cex="http://schemas.microsoft.com/office/word/2018/wordml/cex" xmlns:w16cid="http://schemas.microsoft.com/office/word/2016/wordml/cid" xmlns:w16="http://schemas.microsoft.com/office/word/2018/wordml" xmlns:w16du="http://schemas.microsoft.com/office/word/2023/wordml/word16du" xmlns:w16sdtdh="http://schemas.microsoft.com/office/word/2020/wordml/sdtdatahash" xmlns:w16sdtfl="http://schemas.microsoft.com/office/word/2024/wordml/sdtformatlock" xmlns:w16se="http://schemas.microsoft.com/office/word/2015/wordml/symex" xmlns:wpg="http://schemas.microsoft.com/office/word/2010/wordprocessingGroup" xmlns:wpi="http://schemas.microsoft.com/office/word/2010/wordprocessingInk" xmlns:wne="http://schemas.microsoft.com/office/word/2006/wordml" xmlns:wps="http://schemas.microsoft.com/office/word/2010/wordprocessingShape" mc:Ignorable="w14 w15 w16se w16cid w16 w16cex w16sdtdh w16sdtfl w16du wp14">
   <w:body>
     <w:p>
       <w:pPr>
@@ -172,13 +172,8 @@
           <w:numId w:val="2"/>
         </w:numPr>
       </w:pPr>
-      <w:proofErr w:type="spellStart"/>
-      <w:r>
-        <w:t>Agresti</w:t>
-      </w:r>
-      <w:proofErr w:type="spellEnd"/>
-      <w:r>
-        <w:t>, Ch. 1</w:t>
+      <w:r>
+        <w:t>Agresti, Ch. 1</w:t>
       </w:r>
     </w:p>
     <w:p>
@@ -1087,7 +1082,7 @@
 </file>
 
 <file path=word/numbering.xml><?xml version="1.0" encoding="utf-8"?>
-<w:numbering xmlns:wpc="http://schemas.microsoft.com/office/word/2010/wordprocessingCanvas" xmlns:cx="http://schemas.microsoft.com/office/drawing/2014/chartex" xmlns:cx1="http://schemas.microsoft.com/office/drawing/2015/9/8/chartex" xmlns:cx2="http://schemas.microsoft.com/office/drawing/2015/10/21/chartex" xmlns:cx3="http://schemas.microsoft.com/office/drawing/2016/5/9/chartex" xmlns:cx4="http://schemas.microsoft.com/office/drawing/2016/5/10/chartex" xmlns:cx5="http://schemas.microsoft.com/office/drawing/2016/5/11/chartex" xmlns:cx6="http://schemas.microsoft.com/office/drawing/2016/5/12/chartex" xmlns:cx7="http://schemas.microsoft.com/office/drawing/2016/5/13/chartex" xmlns:cx8="http://schemas.microsoft.com/office/drawing/2016/5/14/chartex" xmlns:mc="http://schemas.openxmlformats.org/markup-compatibility/2006" xmlns:aink="http://schemas.microsoft.com/office/drawing/2016/ink" xmlns:am3d="http://schemas.microsoft.com/office/drawing/2017/model3d" xmlns:o="urn:schemas-microsoft-com:office:office" xmlns:oel="http://schemas.microsoft.com/office/2019/extlst" xmlns:r="http://schemas.openxmlformats.org/officeDocument/2006/relationships" xmlns:m="http://schemas.openxmlformats.org/officeDocument/2006/math" xmlns:v="urn:schemas-microsoft-com:vml" xmlns:wp14="http://schemas.microsoft.com/office/word/2010/wordprocessingDrawing" xmlns:wp="http://schemas.openxmlformats.org/drawingml/2006/wordprocessingDrawing" xmlns:w10="urn:schemas-microsoft-com:office:word" xmlns:w="http://schemas.openxmlformats.org/wordprocessingml/2006/main" xmlns:w14="http://schemas.microsoft.com/office/word/2010/wordml" xmlns:w15="http://schemas.microsoft.com/office/word/2012/wordml" xmlns:w16cex="http://schemas.microsoft.com/office/word/2018/wordml/cex" xmlns:w16cid="http://schemas.microsoft.com/office/word/2016/wordml/cid" xmlns:w16="http://schemas.microsoft.com/office/word/2018/wordml" xmlns:w16sdtdh="http://schemas.microsoft.com/office/word/2020/wordml/sdtdatahash" xmlns:w16se="http://schemas.microsoft.com/office/word/2015/wordml/symex" xmlns:wpg="http://schemas.microsoft.com/office/word/2010/wordprocessingGroup" xmlns:wpi="http://schemas.microsoft.com/office/word/2010/wordprocessingInk" xmlns:wne="http://schemas.microsoft.com/office/word/2006/wordml" xmlns:wps="http://schemas.microsoft.com/office/word/2010/wordprocessingShape" mc:Ignorable="w14 w15 w16se w16cid w16 w16cex w16sdtdh wp14">
+<w:numbering xmlns:wpc="http://schemas.microsoft.com/office/word/2010/wordprocessingCanvas" xmlns:cx="http://schemas.microsoft.com/office/drawing/2014/chartex" xmlns:cx1="http://schemas.microsoft.com/office/drawing/2015/9/8/chartex" xmlns:cx2="http://schemas.microsoft.com/office/drawing/2015/10/21/chartex" xmlns:cx3="http://schemas.microsoft.com/office/drawing/2016/5/9/chartex" xmlns:cx4="http://schemas.microsoft.com/office/drawing/2016/5/10/chartex" xmlns:cx5="http://schemas.microsoft.com/office/drawing/2016/5/11/chartex" xmlns:cx6="http://schemas.microsoft.com/office/drawing/2016/5/12/chartex" xmlns:cx7="http://schemas.microsoft.com/office/drawing/2016/5/13/chartex" xmlns:cx8="http://schemas.microsoft.com/office/drawing/2016/5/14/chartex" xmlns:mc="http://schemas.openxmlformats.org/markup-compatibility/2006" xmlns:aink="http://schemas.microsoft.com/office/drawing/2016/ink" xmlns:am3d="http://schemas.microsoft.com/office/drawing/2017/model3d" xmlns:o="urn:schemas-microsoft-com:office:office" xmlns:oel="http://schemas.microsoft.com/office/2019/extlst" xmlns:r="http://schemas.openxmlformats.org/officeDocument/2006/relationships" xmlns:m="http://schemas.openxmlformats.org/officeDocument/2006/math" xmlns:v="urn:schemas-microsoft-com:vml" xmlns:wp14="http://schemas.microsoft.com/office/word/2010/wordprocessingDrawing" xmlns:wp="http://schemas.openxmlformats.org/drawingml/2006/wordprocessingDrawing" xmlns:w10="urn:schemas-microsoft-com:office:word" xmlns:w="http://schemas.openxmlformats.org/wordprocessingml/2006/main" xmlns:w14="http://schemas.microsoft.com/office/word/2010/wordml" xmlns:w15="http://schemas.microsoft.com/office/word/2012/wordml" xmlns:w16cex="http://schemas.microsoft.com/office/word/2018/wordml/cex" xmlns:w16cid="http://schemas.microsoft.com/office/word/2016/wordml/cid" xmlns:w16="http://schemas.microsoft.com/office/word/2018/wordml" xmlns:w16du="http://schemas.microsoft.com/office/word/2023/wordml/word16du" xmlns:w16sdtdh="http://schemas.microsoft.com/office/word/2020/wordml/sdtdatahash" xmlns:w16sdtfl="http://schemas.microsoft.com/office/word/2024/wordml/sdtformatlock" xmlns:w16se="http://schemas.microsoft.com/office/word/2015/wordml/symex" xmlns:wpg="http://schemas.microsoft.com/office/word/2010/wordprocessingGroup" xmlns:wpi="http://schemas.microsoft.com/office/word/2010/wordprocessingInk" xmlns:wne="http://schemas.microsoft.com/office/word/2006/wordml" xmlns:wps="http://schemas.microsoft.com/office/word/2010/wordprocessingShape" mc:Ignorable="w14 w15 w16se w16cid w16 w16cex w16sdtdh w16sdtfl w16du wp14">
   <w:abstractNum w:abstractNumId="0" w15:restartNumberingAfterBreak="0">
     <w:nsid w:val="235C2C5B"/>
     <w:multiLevelType w:val="hybridMultilevel"/>
@@ -1362,7 +1357,7 @@
 </file>
 
 <file path=word/styles.xml><?xml version="1.0" encoding="utf-8"?>
-<w:styles xmlns:mc="http://schemas.openxmlformats.org/markup-compatibility/2006" xmlns:r="http://schemas.openxmlformats.org/officeDocument/2006/relationships" xmlns:w="http://schemas.openxmlformats.org/wordprocessingml/2006/main" xmlns:w14="http://schemas.microsoft.com/office/word/2010/wordml" xmlns:w15="http://schemas.microsoft.com/office/word/2012/wordml" xmlns:w16cex="http://schemas.microsoft.com/office/word/2018/wordml/cex" xmlns:w16cid="http://schemas.microsoft.com/office/word/2016/wordml/cid" xmlns:w16="http://schemas.microsoft.com/office/word/2018/wordml" xmlns:w16sdtdh="http://schemas.microsoft.com/office/word/2020/wordml/sdtdatahash" xmlns:w16se="http://schemas.microsoft.com/office/word/2015/wordml/symex" mc:Ignorable="w14 w15 w16se w16cid w16 w16cex w16sdtdh">
+<w:styles xmlns:mc="http://schemas.openxmlformats.org/markup-compatibility/2006" xmlns:r="http://schemas.openxmlformats.org/officeDocument/2006/relationships" xmlns:w="http://schemas.openxmlformats.org/wordprocessingml/2006/main" xmlns:w14="http://schemas.microsoft.com/office/word/2010/wordml" xmlns:w15="http://schemas.microsoft.com/office/word/2012/wordml" xmlns:w16cex="http://schemas.microsoft.com/office/word/2018/wordml/cex" xmlns:w16cid="http://schemas.microsoft.com/office/word/2016/wordml/cid" xmlns:w16="http://schemas.microsoft.com/office/word/2018/wordml" xmlns:w16du="http://schemas.microsoft.com/office/word/2023/wordml/word16du" xmlns:w16sdtdh="http://schemas.microsoft.com/office/word/2020/wordml/sdtdatahash" xmlns:w16sdtfl="http://schemas.microsoft.com/office/word/2024/wordml/sdtformatlock" xmlns:w16se="http://schemas.microsoft.com/office/word/2015/wordml/symex" mc:Ignorable="w14 w15 w16se w16cid w16 w16cex w16sdtdh w16sdtfl w16du">
   <w:docDefaults>
     <w:rPrDefault>
       <w:rPr>

--- a/docs/assign/assign1.docx
+++ b/docs/assign/assign1.docx
@@ -320,6 +320,14 @@
     </w:p>
     <w:p>
       <w:r>
+        <w:t>I recommend that you setup your work in the course as an R Studio project</w:t>
+      </w:r>
+      <w:r>
+        <w:t>, as described under “Software” on the course Resources page.</w:t>
+      </w:r>
+    </w:p>
+    <w:p>
+      <w:r>
         <w:t xml:space="preserve">For </w:t>
       </w:r>
       <w:r>
@@ -484,7 +492,6 @@
         <w:rPr>
           <w:rFonts w:ascii="Courier New" w:hAnsi="Courier New" w:cs="Courier New"/>
         </w:rPr>
-        <w:lastRenderedPageBreak/>
         <w:t>#' author: "John Smith"</w:t>
       </w:r>
     </w:p>
@@ -992,18 +999,13 @@
     </w:p>
     <w:p>
       <w:r>
-        <w:t xml:space="preserve">These problems don’t involve that much R code, but this might be a good opportunity to learn to </w:t>
-      </w:r>
-      <w:proofErr w:type="gramStart"/>
-      <w:r>
-        <w:t>use .</w:t>
+        <w:t>These problems don’t involve that much R code, but this might be a good opportunity to learn to use .</w:t>
       </w:r>
       <w:proofErr w:type="spellStart"/>
       <w:r>
         <w:t>Rmd</w:t>
       </w:r>
       <w:proofErr w:type="spellEnd"/>
-      <w:proofErr w:type="gramEnd"/>
       <w:r>
         <w:t xml:space="preserve"> format.  </w:t>
       </w:r>

--- a/docs/assign/assign1.docx
+++ b/docs/assign/assign1.docx
@@ -559,47 +559,112 @@
     <w:p/>
     <w:p>
       <w:r>
-        <w:t xml:space="preserve">Inside your script, you can use other such markdown comments to produce section </w:t>
+        <w:t>Inside your script, you can use other such markdown comments to produce section headers</w:t>
+      </w:r>
+      <w:r>
+        <w:t xml:space="preserve"> </w:t>
+      </w:r>
+      <w:r>
+        <w:rPr>
+          <w:rFonts w:ascii="Courier New" w:hAnsi="Courier New" w:cs="Courier New"/>
+        </w:rPr>
+        <w:t>(#’ #, #’ ##, #’ ###</w:t>
+      </w:r>
+      <w:r>
+        <w:t xml:space="preserve"> for heading levels 1, 2, 3</w:t>
       </w:r>
       <w:proofErr w:type="gramStart"/>
       <w:r>
-        <w:t>headers</w:t>
-      </w:r>
-      <w:r>
+        <w:t>)</w:t>
+      </w:r>
+      <w:r>
+        <w:t xml:space="preserve">, </w:t>
+      </w:r>
+      <w:r>
+        <w:t xml:space="preserve"> *</w:t>
+      </w:r>
+      <w:proofErr w:type="gramEnd"/>
+      <w:r>
+        <w:t xml:space="preserve">*bold** for </w:t>
+      </w:r>
+      <w:r>
+        <w:rPr>
+          <w:b/>
+          <w:bCs/>
+        </w:rPr>
+        <w:t>boldface</w:t>
+      </w:r>
+      <w:r>
+        <w:t xml:space="preserve">, etc. </w:t>
+      </w:r>
+      <w:r>
+        <w:t>such as</w:t>
+      </w:r>
+    </w:p>
+    <w:p>
+      <w:pPr>
+        <w:spacing w:after="0"/>
+        <w:rPr>
+          <w:rFonts w:ascii="Courier New" w:hAnsi="Courier New" w:cs="Courier New"/>
+        </w:rPr>
+      </w:pPr>
+      <w:proofErr w:type="gramStart"/>
+      <w:r>
+        <w:rPr>
+          <w:rFonts w:ascii="Courier New" w:hAnsi="Courier New" w:cs="Courier New"/>
+        </w:rPr>
+        <w:t>#’ ##</w:t>
+      </w:r>
+      <w:proofErr w:type="gramEnd"/>
+      <w:r>
+        <w:rPr>
+          <w:rFonts w:ascii="Courier New" w:hAnsi="Courier New" w:cs="Courier New"/>
+        </w:rPr>
+        <w:t xml:space="preserve"> Problem 1</w:t>
+      </w:r>
+    </w:p>
+    <w:p>
+      <w:pPr>
+        <w:spacing w:after="0"/>
+        <w:rPr>
+          <w:rFonts w:ascii="Courier New" w:hAnsi="Courier New" w:cs="Courier New"/>
+        </w:rPr>
+      </w:pPr>
+      <w:r>
+        <w:rPr>
+          <w:rFonts w:ascii="Courier New" w:hAnsi="Courier New" w:cs="Courier New"/>
+        </w:rPr>
+        <w:t xml:space="preserve">#’ Here you can add </w:t>
+      </w:r>
+      <w:r>
+        <w:rPr>
+          <w:rFonts w:ascii="Courier New" w:hAnsi="Courier New" w:cs="Courier New"/>
+        </w:rPr>
+        <w:t>**</w:t>
+      </w:r>
+      <w:r>
+        <w:rPr>
+          <w:rFonts w:ascii="Courier New" w:hAnsi="Courier New" w:cs="Courier New"/>
+        </w:rPr>
+        <w:t>comments</w:t>
+      </w:r>
+      <w:r>
+        <w:rPr>
+          <w:rFonts w:ascii="Courier New" w:hAnsi="Courier New" w:cs="Courier New"/>
+        </w:rPr>
+        <w:t>**</w:t>
+      </w:r>
+      <w:r>
+        <w:rPr>
+          <w:rFonts w:ascii="Courier New" w:hAnsi="Courier New" w:cs="Courier New"/>
+        </w:rPr>
         <w:t xml:space="preserve"> </w:t>
       </w:r>
       <w:r>
         <w:rPr>
           <w:rFonts w:ascii="Courier New" w:hAnsi="Courier New" w:cs="Courier New"/>
         </w:rPr>
-        <w:t>(#’ #,</w:t>
-      </w:r>
-      <w:proofErr w:type="gramEnd"/>
-      <w:r>
-        <w:rPr>
-          <w:rFonts w:ascii="Courier New" w:hAnsi="Courier New" w:cs="Courier New"/>
-        </w:rPr>
-        <w:t xml:space="preserve"> </w:t>
-      </w:r>
-      <w:proofErr w:type="gramStart"/>
-      <w:r>
-        <w:rPr>
-          <w:rFonts w:ascii="Courier New" w:hAnsi="Courier New" w:cs="Courier New"/>
-        </w:rPr>
-        <w:t>#’ ##, #</w:t>
-      </w:r>
-      <w:proofErr w:type="gramEnd"/>
-      <w:r>
-        <w:rPr>
-          <w:rFonts w:ascii="Courier New" w:hAnsi="Courier New" w:cs="Courier New"/>
-        </w:rPr>
-        <w:t>’ ###</w:t>
-      </w:r>
-      <w:r>
-        <w:t xml:space="preserve"> for heading levels 1, 2, 3)</w:t>
-      </w:r>
-      <w:r>
-        <w:t>, such as</w:t>
+        <w:t>that are treated as normal paragraph</w:t>
       </w:r>
     </w:p>
     <w:p>
@@ -609,53 +674,29 @@
           <w:rFonts w:ascii="Courier New" w:hAnsi="Courier New" w:cs="Courier New"/>
         </w:rPr>
       </w:pPr>
-      <w:proofErr w:type="gramStart"/>
-      <w:r>
-        <w:rPr>
-          <w:rFonts w:ascii="Courier New" w:hAnsi="Courier New" w:cs="Courier New"/>
-        </w:rPr>
-        <w:t>#’ ##</w:t>
-      </w:r>
-      <w:proofErr w:type="gramEnd"/>
-      <w:r>
-        <w:rPr>
-          <w:rFonts w:ascii="Courier New" w:hAnsi="Courier New" w:cs="Courier New"/>
-        </w:rPr>
-        <w:t xml:space="preserve"> Problem 1</w:t>
-      </w:r>
-    </w:p>
-    <w:p>
-      <w:pPr>
-        <w:spacing w:after="0"/>
-        <w:rPr>
-          <w:rFonts w:ascii="Courier New" w:hAnsi="Courier New" w:cs="Courier New"/>
-        </w:rPr>
-      </w:pPr>
-      <w:r>
-        <w:rPr>
-          <w:rFonts w:ascii="Courier New" w:hAnsi="Courier New" w:cs="Courier New"/>
-        </w:rPr>
-        <w:t xml:space="preserve">#’ Here you can add comments </w:t>
-      </w:r>
-      <w:r>
-        <w:rPr>
-          <w:rFonts w:ascii="Courier New" w:hAnsi="Courier New" w:cs="Courier New"/>
-        </w:rPr>
-        <w:t>that are treated as normal paragraph</w:t>
-      </w:r>
-    </w:p>
-    <w:p>
-      <w:pPr>
-        <w:spacing w:after="0"/>
-        <w:rPr>
-          <w:rFonts w:ascii="Courier New" w:hAnsi="Courier New" w:cs="Courier New"/>
-        </w:rPr>
-      </w:pPr>
-      <w:r>
-        <w:rPr>
-          <w:rFonts w:ascii="Courier New" w:hAnsi="Courier New" w:cs="Courier New"/>
-        </w:rPr>
-        <w:t>#’ text to describe what you did or what you found</w:t>
+      <w:r>
+        <w:rPr>
+          <w:rFonts w:ascii="Courier New" w:hAnsi="Courier New" w:cs="Courier New"/>
+        </w:rPr>
+        <w:t xml:space="preserve">#’ text to describe </w:t>
+      </w:r>
+      <w:r>
+        <w:rPr>
+          <w:rFonts w:ascii="Courier New" w:hAnsi="Courier New" w:cs="Courier New"/>
+        </w:rPr>
+        <w:t>_</w:t>
+      </w:r>
+      <w:r>
+        <w:rPr>
+          <w:rFonts w:ascii="Courier New" w:hAnsi="Courier New" w:cs="Courier New"/>
+        </w:rPr>
+        <w:t>what you did or what you found</w:t>
+      </w:r>
+      <w:r>
+        <w:rPr>
+          <w:rFonts w:ascii="Courier New" w:hAnsi="Courier New" w:cs="Courier New"/>
+        </w:rPr>
+        <w:t>_</w:t>
       </w:r>
     </w:p>
     <w:p>
